--- a/docs/통합ERD_MVP범위_v3.docx
+++ b/docs/통합ERD_MVP범위_v3.docx
@@ -16216,6 +16216,40 @@
       </w:r>
       <w:r>
         <w:t>.</w:t>
+      </w:r>
+    </w:p>
+    <w:p>
+      <w:r>
+        <w:br w:type="page"/>
+      </w:r>
+    </w:p>
+    <w:p>
+      <w:r>
+        <w:rPr>
+          <w:b/>
+          <w:color w:val="191F28"/>
+          <w:sz w:val="28"/>
+        </w:rPr>
+        <w:t>■ 구현 반영 변경점 (v3 → 구현, 2026-06)</w:t>
+      </w:r>
+    </w:p>
+    <w:p>
+      <w:r>
+        <w:rPr>
+          <w:color w:val="6B7684"/>
+          <w:sz w:val="18"/>
+        </w:rPr>
+        <w:t>본 절은 원본 v3 설계 이후 실제 구현에서 (주로 사용자 결정으로) 달라진 부분을 요약한다. 전체 정리는 docs/구현-변경점.md 참조. (2026-06-09)</w:t>
+      </w:r>
+    </w:p>
+    <w:p>
+      <w:r>
+        <w:t>• 데이터 모델(17엔터티 + 파생/스냅샷, brands 테이블 포함)·RLS·E1~E7 전파는 스펙 그대로 유지(변동 없음).</w:t>
+      </w:r>
+    </w:p>
+    <w:p>
+      <w:r>
+        <w:t>• UI에서 브랜드 입력을 노출하지 않는 것은 화면 결정일 뿐, 스키마(purchase_options.brand_id, brands)는 보존하여 2차에 재노출 가능.</w:t>
       </w:r>
     </w:p>
     <w:sectPr>
